--- a/storage/app/templates/Kharakteristika_professionalnoy_deyatelnosti.docx
+++ b/storage/app/templates/Kharakteristika_professionalnoy_deyatelnosti.docx
@@ -13,6 +13,41 @@
           <w:lang w:eastAsia="en-US"/>
         </w:rPr>
       </w:pPr>
+      <w:r>
+        <w:rPr>
+          <w:rFonts w:eastAsia="Calibri"/>
+          <w:lang w:eastAsia="en-US"/>
+        </w:rPr>
+        <w:t>${</w:t>
+      </w:r>
+      <w:r>
+        <w:rPr>
+          <w:rFonts w:eastAsia="Calibri"/>
+          <w:lang w:val="en-US" w:eastAsia="en-US"/>
+        </w:rPr>
+        <w:t>block</w:t>
+      </w:r>
+      <w:r>
+        <w:rPr>
+          <w:rFonts w:eastAsia="Calibri"/>
+          <w:lang w:eastAsia="en-US"/>
+        </w:rPr>
+        <w:t>_</w:t>
+      </w:r>
+      <w:r>
+        <w:rPr>
+          <w:rFonts w:eastAsia="Calibri"/>
+          <w:lang w:val="en-US" w:eastAsia="en-US"/>
+        </w:rPr>
+        <w:t>student</w:t>
+      </w:r>
+      <w:r>
+        <w:rPr>
+          <w:rFonts w:eastAsia="Calibri"/>
+          <w:lang w:eastAsia="en-US"/>
+        </w:rPr>
+        <w:t>}</w:t>
+      </w:r>
     </w:p>
     <w:p>
       <w:pPr>
@@ -193,8 +228,8 @@
         <w:jc w:val="center"/>
         <w:rPr>
           <w:rFonts w:eastAsia="Calibri"/>
-          <w:sz w:val="16"/>
-          <w:szCs w:val="16"/>
+          <w:sz w:val="18"/>
+          <w:szCs w:val="18"/>
           <w:u w:val="single"/>
           <w:lang w:eastAsia="en-US"/>
         </w:rPr>
@@ -203,31 +238,11 @@
         <w:rPr>
           <w:rFonts w:eastAsia="Calibri"/>
           <w:i/>
-          <w:sz w:val="16"/>
-          <w:szCs w:val="16"/>
-          <w:lang w:eastAsia="en-US"/>
-        </w:rPr>
-        <w:t xml:space="preserve">(ФИО </w:t>
-      </w:r>
-      <w:r>
-        <w:rPr>
-          <w:rFonts w:eastAsia="Calibri"/>
-          <w:i/>
-          <w:sz w:val="16"/>
-          <w:szCs w:val="16"/>
-          <w:lang w:eastAsia="en-US"/>
-        </w:rPr>
-        <w:t>обучающегося</w:t>
-      </w:r>
-      <w:r>
-        <w:rPr>
-          <w:rFonts w:eastAsia="Calibri"/>
-          <w:i/>
-          <w:sz w:val="16"/>
-          <w:szCs w:val="16"/>
-          <w:lang w:eastAsia="en-US"/>
-        </w:rPr>
-        <w:t>)</w:t>
+          <w:sz w:val="18"/>
+          <w:szCs w:val="18"/>
+          <w:lang w:eastAsia="en-US"/>
+        </w:rPr>
+        <w:t>(ФИО обучающегося)</w:t>
       </w:r>
     </w:p>
     <w:tbl>
@@ -331,130 +346,15 @@
     </w:tbl>
     <w:p>
       <w:pPr>
-        <w:spacing w:before="100" w:beforeAutospacing="1" w:after="160"/>
-        <w:contextualSpacing/>
-        <w:rPr>
-          <w:rFonts w:eastAsia="Calibri"/>
-          <w:lang w:eastAsia="en-US"/>
-        </w:rPr>
-      </w:pPr>
-    </w:p>
-    <w:tbl>
-      <w:tblPr>
-        <w:tblStyle w:val="af1"/>
-        <w:tblW w:w="0" w:type="auto"/>
-        <w:tblLook w:val="04A0" w:firstRow="1" w:lastRow="0" w:firstColumn="1" w:lastColumn="0" w:noHBand="0" w:noVBand="1"/>
-      </w:tblPr>
-      <w:tblGrid>
-        <w:gridCol w:w="1716"/>
-        <w:gridCol w:w="7639"/>
-      </w:tblGrid>
-      <w:tr>
-        <w:tc>
-          <w:tcPr>
-            <w:tcW w:w="1716" w:type="dxa"/>
-            <w:tcBorders>
-              <w:top w:val="nil"/>
-              <w:left w:val="nil"/>
-              <w:bottom w:val="nil"/>
-              <w:right w:val="nil"/>
-            </w:tcBorders>
-          </w:tcPr>
-          <w:p>
-            <w:pPr>
-              <w:spacing w:before="100" w:beforeAutospacing="1"/>
-              <w:ind w:left="-113"/>
-              <w:contextualSpacing/>
-              <w:rPr>
-                <w:rFonts w:eastAsia="Calibri"/>
-                <w:lang w:eastAsia="en-US"/>
-              </w:rPr>
-            </w:pPr>
-            <w:r>
-              <w:rPr>
-                <w:rFonts w:eastAsia="Calibri"/>
-                <w:lang w:eastAsia="en-US"/>
-              </w:rPr>
-              <w:t>Специальность</w:t>
-            </w:r>
-          </w:p>
-        </w:tc>
-        <w:tc>
-          <w:tcPr>
-            <w:tcW w:w="7639" w:type="dxa"/>
-            <w:tcBorders>
-              <w:top w:val="nil"/>
-              <w:left w:val="nil"/>
-              <w:bottom w:val="single" w:sz="4" w:space="0" w:color="auto"/>
-              <w:right w:val="nil"/>
-            </w:tcBorders>
-          </w:tcPr>
-          <w:p>
-            <w:pPr>
-              <w:spacing w:before="100" w:beforeAutospacing="1" w:after="160"/>
-              <w:ind w:left="-113"/>
-              <w:contextualSpacing/>
-              <w:rPr>
-                <w:rFonts w:eastAsia="Calibri"/>
-                <w:lang w:eastAsia="en-US"/>
-              </w:rPr>
-            </w:pPr>
-            <w:r>
-              <w:rPr>
-                <w:rFonts w:eastAsia="Calibri"/>
-                <w:lang w:eastAsia="en-US"/>
-              </w:rPr>
-              <w:t>${</w:t>
-            </w:r>
-            <w:r>
-              <w:rPr>
-                <w:rFonts w:eastAsia="Calibri"/>
-                <w:lang w:val="en-US" w:eastAsia="en-US"/>
-              </w:rPr>
-              <w:t>specialty</w:t>
-            </w:r>
-            <w:r>
-              <w:rPr>
-                <w:rFonts w:eastAsia="Calibri"/>
-                <w:lang w:eastAsia="en-US"/>
-              </w:rPr>
-              <w:t>}</w:t>
-            </w:r>
-          </w:p>
-        </w:tc>
-      </w:tr>
-    </w:tbl>
-    <w:p>
-      <w:pPr>
         <w:spacing w:after="160"/>
         <w:contextualSpacing/>
         <w:jc w:val="center"/>
         <w:rPr>
           <w:rFonts w:eastAsia="Calibri"/>
           <w:i/>
-          <w:sz w:val="18"/>
-          <w:szCs w:val="18"/>
           <w:lang w:eastAsia="en-US"/>
         </w:rPr>
       </w:pPr>
-      <w:r>
-        <w:rPr>
-          <w:rFonts w:eastAsia="Calibri"/>
-          <w:i/>
-          <w:lang w:eastAsia="en-US"/>
-        </w:rPr>
-        <w:t>(</w:t>
-      </w:r>
-      <w:r>
-        <w:rPr>
-          <w:rFonts w:eastAsia="Calibri"/>
-          <w:i/>
-          <w:sz w:val="18"/>
-          <w:szCs w:val="18"/>
-          <w:lang w:eastAsia="en-US"/>
-        </w:rPr>
-        <w:t>код, наименование специальности)</w:t>
-      </w:r>
     </w:p>
     <w:p>
       <w:pPr>
@@ -463,7 +363,8 @@
         <w:jc w:val="both"/>
         <w:rPr>
           <w:rFonts w:eastAsia="Calibri"/>
-          <w:lang w:eastAsia="en-US"/>
+          <w:u w:val="single"/>
+          <w:lang w:val="hy-AM" w:eastAsia="en-US"/>
         </w:rPr>
       </w:pPr>
       <w:r>
@@ -471,21 +372,111 @@
           <w:rFonts w:eastAsia="Calibri"/>
           <w:lang w:eastAsia="en-US"/>
         </w:rPr>
-        <w:t xml:space="preserve">прошел(ла) </w:t>
-      </w:r>
-      <w:r>
-        <w:rPr>
-          <w:rFonts w:eastAsia="Calibri"/>
-          <w:lang w:val="en-US" w:eastAsia="en-US"/>
-        </w:rPr>
-        <w:t xml:space="preserve">${type} </w:t>
-      </w:r>
-      <w:r>
-        <w:rPr>
-          <w:rFonts w:eastAsia="Calibri"/>
-          <w:lang w:eastAsia="en-US"/>
-        </w:rPr>
-        <w:t>по квалификации</w:t>
+        <w:t>Специальность</w:t>
+      </w:r>
+      <w:r>
+        <w:rPr>
+          <w:rFonts w:eastAsia="Calibri"/>
+          <w:lang w:val="hy-AM" w:eastAsia="en-US"/>
+        </w:rPr>
+        <w:t xml:space="preserve">։ </w:t>
+      </w:r>
+      <w:r>
+        <w:rPr>
+          <w:i/>
+          <w:u w:val="single"/>
+          <w:lang w:val="en-US"/>
+        </w:rPr>
+        <w:t xml:space="preserve"> </w:t>
+      </w:r>
+      <w:r>
+        <w:rPr>
+          <w:iCs/>
+          <w:u w:val="single"/>
+          <w:lang w:val="en-US"/>
+        </w:rPr>
+        <w:t>${specialty}</w:t>
+      </w:r>
+      <w:r>
+        <w:rPr>
+          <w:iCs/>
+          <w:u w:val="single"/>
+        </w:rPr>
+        <w:tab/>
+      </w:r>
+      <w:r>
+        <w:rPr>
+          <w:rFonts w:eastAsia="Calibri"/>
+          <w:u w:val="single"/>
+          <w:lang w:val="hy-AM" w:eastAsia="en-US"/>
+        </w:rPr>
+        <w:tab/>
+      </w:r>
+      <w:r>
+        <w:rPr>
+          <w:rFonts w:eastAsia="Calibri"/>
+          <w:u w:val="single"/>
+          <w:lang w:val="hy-AM" w:eastAsia="en-US"/>
+        </w:rPr>
+        <w:tab/>
+      </w:r>
+      <w:r>
+        <w:rPr>
+          <w:rFonts w:eastAsia="Calibri"/>
+          <w:u w:val="single"/>
+          <w:lang w:val="hy-AM" w:eastAsia="en-US"/>
+        </w:rPr>
+        <w:tab/>
+      </w:r>
+      <w:r>
+        <w:rPr>
+          <w:rFonts w:eastAsia="Calibri"/>
+          <w:u w:val="single"/>
+          <w:lang w:val="hy-AM" w:eastAsia="en-US"/>
+        </w:rPr>
+        <w:tab/>
+      </w:r>
+      <w:r>
+        <w:rPr>
+          <w:rFonts w:eastAsia="Calibri"/>
+          <w:u w:val="single"/>
+          <w:lang w:val="hy-AM" w:eastAsia="en-US"/>
+        </w:rPr>
+        <w:tab/>
+      </w:r>
+    </w:p>
+    <w:p>
+      <w:pPr>
+        <w:spacing w:after="160"/>
+        <w:contextualSpacing/>
+        <w:jc w:val="center"/>
+        <w:rPr>
+          <w:rFonts w:eastAsia="Calibri"/>
+          <w:i/>
+          <w:sz w:val="18"/>
+          <w:szCs w:val="18"/>
+          <w:lang w:eastAsia="en-US"/>
+        </w:rPr>
+      </w:pPr>
+      <w:r>
+        <w:rPr>
+          <w:rFonts w:eastAsia="Calibri"/>
+          <w:i/>
+          <w:sz w:val="18"/>
+          <w:szCs w:val="18"/>
+          <w:lang w:eastAsia="en-US"/>
+        </w:rPr>
+        <w:t xml:space="preserve"> </w:t>
+      </w:r>
+      <w:r>
+        <w:rPr>
+          <w:rFonts w:eastAsia="Calibri"/>
+          <w:i/>
+          <w:sz w:val="18"/>
+          <w:szCs w:val="18"/>
+          <w:lang w:eastAsia="en-US"/>
+        </w:rPr>
+        <w:t>(код, наименование специальности)</w:t>
       </w:r>
     </w:p>
     <w:p>
@@ -495,7 +486,7 @@
         <w:jc w:val="both"/>
         <w:rPr>
           <w:rFonts w:eastAsia="Calibri"/>
-          <w:u w:val="single"/>
+          <w:i/>
           <w:lang w:eastAsia="en-US"/>
         </w:rPr>
       </w:pPr>
@@ -504,6 +495,13 @@
           <w:rFonts w:eastAsia="Calibri"/>
           <w:lang w:eastAsia="en-US"/>
         </w:rPr>
+        <w:t xml:space="preserve">прошел(ла) </w:t>
+      </w:r>
+      <w:r>
+        <w:rPr>
+          <w:rFonts w:eastAsia="Calibri"/>
+          <w:lang w:eastAsia="en-US"/>
+        </w:rPr>
         <w:t>${</w:t>
       </w:r>
       <w:r>
@@ -511,14 +509,80 @@
           <w:rFonts w:eastAsia="Calibri"/>
           <w:lang w:val="en-US" w:eastAsia="en-US"/>
         </w:rPr>
+        <w:t>type</w:t>
+      </w:r>
+      <w:r>
+        <w:rPr>
+          <w:rFonts w:eastAsia="Calibri"/>
+          <w:lang w:eastAsia="en-US"/>
+        </w:rPr>
+        <w:t xml:space="preserve">} </w:t>
+      </w:r>
+      <w:r>
+        <w:rPr>
+          <w:rFonts w:eastAsia="Calibri"/>
+          <w:lang w:eastAsia="en-US"/>
+        </w:rPr>
+        <w:t xml:space="preserve">по </w:t>
+      </w:r>
+      <w:proofErr w:type="gramStart"/>
+      <w:r>
+        <w:rPr>
+          <w:rFonts w:eastAsia="Calibri"/>
+          <w:lang w:eastAsia="en-US"/>
+        </w:rPr>
+        <w:t>квалификации</w:t>
+      </w:r>
+      <w:r>
+        <w:rPr>
+          <w:rFonts w:eastAsia="Calibri"/>
+          <w:lang w:eastAsia="en-US"/>
+        </w:rPr>
+        <w:t xml:space="preserve"> </w:t>
+      </w:r>
+      <w:r>
+        <w:rPr>
+          <w:i/>
+          <w:u w:val="single"/>
+        </w:rPr>
+        <w:t xml:space="preserve"> $</w:t>
+      </w:r>
+      <w:proofErr w:type="gramEnd"/>
+      <w:r>
+        <w:rPr>
+          <w:i/>
+          <w:u w:val="single"/>
+        </w:rPr>
+        <w:t>{</w:t>
+      </w:r>
+      <w:r>
+        <w:rPr>
+          <w:i/>
+          <w:u w:val="single"/>
+          <w:lang w:val="en-US"/>
+        </w:rPr>
         <w:t>qualification</w:t>
       </w:r>
       <w:r>
         <w:rPr>
-          <w:rFonts w:eastAsia="Calibri"/>
-          <w:lang w:eastAsia="en-US"/>
+          <w:i/>
+          <w:u w:val="single"/>
         </w:rPr>
         <w:t>}</w:t>
+      </w:r>
+      <w:r>
+        <w:rPr>
+          <w:i/>
+          <w:u w:val="single"/>
+        </w:rPr>
+        <w:tab/>
+      </w:r>
+      <w:r>
+        <w:rPr>
+          <w:i/>
+          <w:u w:val="single"/>
+        </w:rPr>
+        <w:tab/>
       </w:r>
     </w:p>
     <w:p>
@@ -529,8 +593,8 @@
         <w:rPr>
           <w:rFonts w:eastAsia="Calibri"/>
           <w:i/>
-          <w:sz w:val="16"/>
-          <w:szCs w:val="16"/>
+          <w:sz w:val="18"/>
+          <w:szCs w:val="18"/>
           <w:lang w:eastAsia="en-US"/>
         </w:rPr>
       </w:pPr>
@@ -538,8 +602,8 @@
         <w:rPr>
           <w:rFonts w:eastAsia="Calibri"/>
           <w:i/>
-          <w:sz w:val="16"/>
-          <w:szCs w:val="16"/>
+          <w:sz w:val="18"/>
+          <w:szCs w:val="18"/>
           <w:lang w:eastAsia="en-US"/>
         </w:rPr>
         <w:t>(наименование квалификации)</w:t>
@@ -676,14 +740,13 @@
     <w:p>
       <w:pPr>
         <w:spacing w:after="160"/>
-        <w:ind w:left="3400" w:firstLine="170"/>
+        <w:ind w:left="3540" w:firstLine="708"/>
         <w:contextualSpacing/>
-        <w:jc w:val="both"/>
-        <w:rPr>
-          <w:rFonts w:eastAsia="Calibri"/>
-          <w:i/>
-          <w:sz w:val="16"/>
-          <w:szCs w:val="16"/>
+        <w:rPr>
+          <w:rFonts w:eastAsia="Calibri"/>
+          <w:i/>
+          <w:sz w:val="18"/>
+          <w:szCs w:val="18"/>
           <w:lang w:eastAsia="en-US"/>
         </w:rPr>
       </w:pPr>
@@ -691,18 +754,8 @@
         <w:rPr>
           <w:rFonts w:eastAsia="Calibri"/>
           <w:i/>
-          <w:sz w:val="16"/>
-          <w:szCs w:val="16"/>
-          <w:lang w:eastAsia="en-US"/>
-        </w:rPr>
-        <w:t xml:space="preserve"> </w:t>
-      </w:r>
-      <w:r>
-        <w:rPr>
-          <w:rFonts w:eastAsia="Calibri"/>
-          <w:i/>
-          <w:sz w:val="16"/>
-          <w:szCs w:val="16"/>
+          <w:sz w:val="18"/>
+          <w:szCs w:val="18"/>
           <w:lang w:eastAsia="en-US"/>
         </w:rPr>
         <w:t>(юридический адрес предприятия/организации)</w:t>
@@ -2283,6 +2336,13 @@
                 <w:rFonts w:eastAsia="Calibri"/>
                 <w:lang w:val="en-US" w:eastAsia="en-US"/>
               </w:rPr>
+              <w:t xml:space="preserve"> </w:t>
+            </w:r>
+            <w:r>
+              <w:rPr>
+                <w:rFonts w:eastAsia="Calibri"/>
+                <w:lang w:val="en-US" w:eastAsia="en-US"/>
+              </w:rPr>
               <w:t>${supervisor}</w:t>
             </w:r>
           </w:p>
@@ -2309,29 +2369,7 @@
           <w:szCs w:val="18"/>
           <w:lang w:eastAsia="en-US"/>
         </w:rPr>
-        <w:t xml:space="preserve">                            </w:t>
-      </w:r>
-      <w:bookmarkStart w:id="0" w:name="_GoBack"/>
-      <w:r>
-        <w:rPr>
-          <w:rFonts w:eastAsia="Calibri"/>
-          <w:i/>
-          <w:sz w:val="18"/>
-          <w:szCs w:val="18"/>
-          <w:lang w:eastAsia="en-US"/>
-        </w:rPr>
-        <w:t xml:space="preserve">Должность </w:t>
-      </w:r>
-      <w:bookmarkEnd w:id="0"/>
-      <w:r>
-        <w:rPr>
-          <w:rFonts w:eastAsia="Calibri"/>
-          <w:i/>
-          <w:sz w:val="18"/>
-          <w:szCs w:val="18"/>
-          <w:lang w:eastAsia="en-US"/>
-        </w:rPr>
-        <w:t xml:space="preserve">                                                                         Подпись                   ФИО руководителя практики</w:t>
+        <w:t xml:space="preserve">                            Должность                                                                          Подпись                   ФИО руководителя практики</w:t>
       </w:r>
     </w:p>
     <w:p>
@@ -2362,196 +2400,319 @@
           <w:rFonts w:eastAsia="Calibri"/>
           <w:lang w:eastAsia="en-US"/>
         </w:rPr>
-        <w:t xml:space="preserve">Руководитель практики от образовательного учреждения </w:t>
+        <w:t>Руководитель практики от образовательного учреждения</w:t>
+      </w:r>
+    </w:p>
+    <w:tbl>
+      <w:tblPr>
+        <w:tblStyle w:val="af1"/>
+        <w:tblW w:w="0" w:type="auto"/>
+        <w:tblBorders>
+          <w:top w:val="none" w:sz="0" w:space="0" w:color="auto"/>
+          <w:left w:val="none" w:sz="0" w:space="0" w:color="auto"/>
+          <w:bottom w:val="none" w:sz="0" w:space="0" w:color="auto"/>
+          <w:right w:val="none" w:sz="0" w:space="0" w:color="auto"/>
+          <w:insideH w:val="none" w:sz="0" w:space="0" w:color="auto"/>
+          <w:insideV w:val="none" w:sz="0" w:space="0" w:color="auto"/>
+        </w:tblBorders>
+        <w:tblLook w:val="04A0" w:firstRow="1" w:lastRow="0" w:firstColumn="1" w:lastColumn="0" w:noHBand="0" w:noVBand="1"/>
+      </w:tblPr>
+      <w:tblGrid>
+        <w:gridCol w:w="4390"/>
+        <w:gridCol w:w="992"/>
+        <w:gridCol w:w="992"/>
+        <w:gridCol w:w="572"/>
+        <w:gridCol w:w="2399"/>
+      </w:tblGrid>
+      <w:tr>
+        <w:tc>
+          <w:tcPr>
+            <w:tcW w:w="4390" w:type="dxa"/>
+            <w:tcBorders>
+              <w:bottom w:val="single" w:sz="4" w:space="0" w:color="auto"/>
+            </w:tcBorders>
+          </w:tcPr>
+          <w:p>
+            <w:pPr>
+              <w:spacing w:after="160"/>
+              <w:contextualSpacing/>
+              <w:jc w:val="center"/>
+              <w:rPr>
+                <w:rFonts w:eastAsia="Calibri"/>
+                <w:lang w:val="en-US" w:eastAsia="en-US"/>
+              </w:rPr>
+            </w:pPr>
+            <w:r>
+              <w:rPr>
+                <w:rFonts w:eastAsia="Calibri"/>
+                <w:lang w:val="en-US" w:eastAsia="en-US"/>
+              </w:rPr>
+              <w:t>${</w:t>
+            </w:r>
+            <w:proofErr w:type="spellStart"/>
+            <w:r>
+              <w:rPr>
+                <w:rFonts w:eastAsia="Calibri"/>
+                <w:sz w:val="22"/>
+                <w:szCs w:val="22"/>
+                <w:u w:val="single"/>
+                <w:lang w:val="en-US" w:eastAsia="en-US"/>
+              </w:rPr>
+              <w:t>inner_</w:t>
+            </w:r>
+            <w:r>
+              <w:rPr>
+                <w:rFonts w:eastAsia="Calibri"/>
+                <w:lang w:val="en-US" w:eastAsia="en-US"/>
+              </w:rPr>
+              <w:t>position</w:t>
+            </w:r>
+            <w:proofErr w:type="spellEnd"/>
+            <w:r>
+              <w:rPr>
+                <w:rFonts w:eastAsia="Calibri"/>
+                <w:lang w:val="en-US" w:eastAsia="en-US"/>
+              </w:rPr>
+              <w:t>}</w:t>
+            </w:r>
+          </w:p>
+        </w:tc>
+        <w:tc>
+          <w:tcPr>
+            <w:tcW w:w="992" w:type="dxa"/>
+          </w:tcPr>
+          <w:p>
+            <w:pPr>
+              <w:spacing w:after="160"/>
+              <w:contextualSpacing/>
+              <w:rPr>
+                <w:rFonts w:eastAsia="Calibri"/>
+                <w:lang w:eastAsia="en-US"/>
+              </w:rPr>
+            </w:pPr>
+            <w:bookmarkStart w:id="0" w:name="_GoBack"/>
+            <w:bookmarkEnd w:id="0"/>
+          </w:p>
+        </w:tc>
+        <w:tc>
+          <w:tcPr>
+            <w:tcW w:w="992" w:type="dxa"/>
+            <w:tcBorders>
+              <w:bottom w:val="single" w:sz="4" w:space="0" w:color="auto"/>
+            </w:tcBorders>
+          </w:tcPr>
+          <w:p>
+            <w:pPr>
+              <w:spacing w:after="160"/>
+              <w:contextualSpacing/>
+              <w:jc w:val="both"/>
+              <w:rPr>
+                <w:rFonts w:eastAsia="Calibri"/>
+                <w:lang w:eastAsia="en-US"/>
+              </w:rPr>
+            </w:pPr>
+          </w:p>
+        </w:tc>
+        <w:tc>
+          <w:tcPr>
+            <w:tcW w:w="572" w:type="dxa"/>
+          </w:tcPr>
+          <w:p>
+            <w:pPr>
+              <w:spacing w:after="160"/>
+              <w:contextualSpacing/>
+              <w:jc w:val="both"/>
+              <w:rPr>
+                <w:rFonts w:eastAsia="Calibri"/>
+                <w:lang w:eastAsia="en-US"/>
+              </w:rPr>
+            </w:pPr>
+          </w:p>
+        </w:tc>
+        <w:tc>
+          <w:tcPr>
+            <w:tcW w:w="2399" w:type="dxa"/>
+            <w:tcBorders>
+              <w:bottom w:val="single" w:sz="4" w:space="0" w:color="auto"/>
+            </w:tcBorders>
+          </w:tcPr>
+          <w:p>
+            <w:pPr>
+              <w:spacing w:after="160"/>
+              <w:contextualSpacing/>
+              <w:jc w:val="both"/>
+              <w:rPr>
+                <w:rFonts w:eastAsia="Calibri"/>
+                <w:lang w:val="en-US" w:eastAsia="en-US"/>
+              </w:rPr>
+            </w:pPr>
+            <w:r>
+              <w:rPr>
+                <w:rFonts w:eastAsia="Calibri"/>
+                <w:lang w:val="en-US" w:eastAsia="en-US"/>
+              </w:rPr>
+              <w:t xml:space="preserve"> ${</w:t>
+            </w:r>
+            <w:proofErr w:type="spellStart"/>
+            <w:r>
+              <w:rPr>
+                <w:rFonts w:eastAsia="Calibri"/>
+                <w:sz w:val="22"/>
+                <w:szCs w:val="22"/>
+                <w:u w:val="single"/>
+                <w:lang w:val="en-US" w:eastAsia="en-US"/>
+              </w:rPr>
+              <w:t>inner</w:t>
+            </w:r>
+            <w:r>
+              <w:rPr>
+                <w:rFonts w:eastAsia="Calibri"/>
+                <w:sz w:val="22"/>
+                <w:szCs w:val="22"/>
+                <w:u w:val="single"/>
+                <w:lang w:val="en-US" w:eastAsia="en-US"/>
+              </w:rPr>
+              <w:t>_</w:t>
+            </w:r>
+            <w:r>
+              <w:rPr>
+                <w:rFonts w:eastAsia="Calibri"/>
+                <w:lang w:val="en-US" w:eastAsia="en-US"/>
+              </w:rPr>
+              <w:t>supervisor</w:t>
+            </w:r>
+            <w:proofErr w:type="spellEnd"/>
+            <w:r>
+              <w:rPr>
+                <w:rFonts w:eastAsia="Calibri"/>
+                <w:lang w:val="en-US" w:eastAsia="en-US"/>
+              </w:rPr>
+              <w:t>}</w:t>
+            </w:r>
+          </w:p>
+        </w:tc>
+      </w:tr>
+    </w:tbl>
+    <w:p>
+      <w:pPr>
+        <w:spacing w:after="160"/>
+        <w:contextualSpacing/>
+        <w:rPr>
+          <w:rFonts w:eastAsia="Calibri"/>
+          <w:i/>
+          <w:sz w:val="18"/>
+          <w:szCs w:val="18"/>
+          <w:lang w:eastAsia="en-US"/>
+        </w:rPr>
+      </w:pPr>
+      <w:r>
+        <w:rPr>
+          <w:rFonts w:eastAsia="Calibri"/>
+          <w:i/>
+          <w:sz w:val="18"/>
+          <w:szCs w:val="18"/>
+          <w:lang w:eastAsia="en-US"/>
+        </w:rPr>
+        <w:t xml:space="preserve">                            Должность                                                                          Подпись                  ФИО руководителя практики</w:t>
       </w:r>
     </w:p>
     <w:p>
       <w:pPr>
         <w:spacing w:after="160"/>
+        <w:ind w:right="423"/>
         <w:contextualSpacing/>
-        <w:jc w:val="both"/>
-        <w:rPr>
-          <w:rFonts w:eastAsia="Calibri"/>
-          <w:sz w:val="22"/>
-          <w:szCs w:val="22"/>
-          <w:u w:val="single"/>
+        <w:jc w:val="center"/>
+        <w:rPr>
+          <w:rFonts w:eastAsia="Calibri"/>
           <w:lang w:eastAsia="en-US"/>
         </w:rPr>
       </w:pPr>
-      <w:r>
-        <w:rPr>
-          <w:rFonts w:eastAsia="Calibri"/>
-          <w:sz w:val="22"/>
-          <w:szCs w:val="22"/>
-          <w:u w:val="single"/>
-          <w:lang w:eastAsia="en-US"/>
-        </w:rPr>
-        <w:tab/>
-      </w:r>
-      <w:r>
-        <w:rPr>
-          <w:rFonts w:eastAsia="Calibri"/>
-          <w:sz w:val="22"/>
-          <w:szCs w:val="22"/>
-          <w:u w:val="single"/>
-          <w:lang w:eastAsia="en-US"/>
-        </w:rPr>
-        <w:tab/>
-      </w:r>
-      <w:r>
-        <w:rPr>
-          <w:rFonts w:eastAsia="Calibri"/>
-          <w:sz w:val="22"/>
-          <w:szCs w:val="22"/>
-          <w:u w:val="single"/>
-          <w:lang w:eastAsia="en-US"/>
-        </w:rPr>
-        <w:tab/>
-      </w:r>
-      <w:r>
-        <w:rPr>
-          <w:rFonts w:eastAsia="Calibri"/>
-          <w:sz w:val="22"/>
-          <w:szCs w:val="22"/>
-          <w:u w:val="single"/>
-          <w:lang w:eastAsia="en-US"/>
-        </w:rPr>
-        <w:tab/>
-      </w:r>
-      <w:r>
-        <w:rPr>
-          <w:rFonts w:eastAsia="Calibri"/>
-          <w:sz w:val="22"/>
-          <w:szCs w:val="22"/>
-          <w:u w:val="single"/>
-          <w:lang w:eastAsia="en-US"/>
-        </w:rPr>
-        <w:tab/>
-      </w:r>
-      <w:r>
-        <w:rPr>
-          <w:rFonts w:eastAsia="Calibri"/>
-          <w:sz w:val="22"/>
-          <w:szCs w:val="22"/>
-          <w:u w:val="single"/>
-          <w:lang w:eastAsia="en-US"/>
-        </w:rPr>
-        <w:tab/>
-      </w:r>
-      <w:r>
-        <w:rPr>
-          <w:rFonts w:eastAsia="Calibri"/>
-          <w:sz w:val="22"/>
-          <w:szCs w:val="22"/>
-          <w:lang w:eastAsia="en-US"/>
-        </w:rPr>
-        <w:t xml:space="preserve">       </w:t>
-      </w:r>
-      <w:r>
-        <w:rPr>
-          <w:rFonts w:eastAsia="Calibri"/>
-          <w:b/>
-          <w:sz w:val="22"/>
-          <w:szCs w:val="22"/>
-          <w:lang w:eastAsia="en-US"/>
-        </w:rPr>
-        <w:t xml:space="preserve">         </w:t>
-      </w:r>
-      <w:r>
-        <w:rPr>
-          <w:rFonts w:eastAsia="Calibri"/>
-          <w:sz w:val="22"/>
-          <w:szCs w:val="22"/>
-          <w:lang w:eastAsia="en-US"/>
-        </w:rPr>
-        <w:t xml:space="preserve">   </w:t>
-      </w:r>
-      <w:r>
-        <w:rPr>
-          <w:rFonts w:eastAsia="Calibri"/>
-          <w:sz w:val="22"/>
-          <w:szCs w:val="22"/>
-          <w:u w:val="single"/>
-          <w:lang w:eastAsia="en-US"/>
-        </w:rPr>
-        <w:t xml:space="preserve">                   </w:t>
-      </w:r>
-      <w:r>
-        <w:rPr>
-          <w:rFonts w:eastAsia="Calibri"/>
-          <w:sz w:val="22"/>
-          <w:szCs w:val="22"/>
-          <w:lang w:eastAsia="en-US"/>
-        </w:rPr>
-        <w:t xml:space="preserve">              </w:t>
-      </w:r>
-      <w:r>
-        <w:rPr>
-          <w:rFonts w:eastAsia="Calibri"/>
-          <w:sz w:val="22"/>
-          <w:szCs w:val="22"/>
-          <w:u w:val="single"/>
-          <w:lang w:eastAsia="en-US"/>
-        </w:rPr>
-        <w:tab/>
-      </w:r>
-      <w:r>
-        <w:rPr>
-          <w:rFonts w:eastAsia="Calibri"/>
-          <w:sz w:val="22"/>
-          <w:szCs w:val="22"/>
-          <w:u w:val="single"/>
-          <w:lang w:eastAsia="en-US"/>
-        </w:rPr>
-        <w:tab/>
-      </w:r>
-      <w:r>
-        <w:rPr>
-          <w:rFonts w:eastAsia="Calibri"/>
-          <w:sz w:val="22"/>
-          <w:szCs w:val="22"/>
-          <w:u w:val="single"/>
-          <w:lang w:eastAsia="en-US"/>
-        </w:rPr>
-        <w:tab/>
-      </w:r>
     </w:p>
     <w:p>
       <w:pPr>
         <w:spacing w:after="160"/>
+        <w:ind w:right="423"/>
         <w:contextualSpacing/>
-        <w:rPr>
-          <w:rFonts w:eastAsia="Calibri"/>
-          <w:i/>
-          <w:sz w:val="18"/>
-          <w:szCs w:val="18"/>
+        <w:jc w:val="center"/>
+        <w:rPr>
+          <w:rFonts w:eastAsia="Calibri"/>
           <w:lang w:eastAsia="en-US"/>
         </w:rPr>
       </w:pPr>
-      <w:r>
-        <w:rPr>
-          <w:rFonts w:eastAsia="Calibri"/>
-          <w:i/>
-          <w:sz w:val="18"/>
-          <w:szCs w:val="18"/>
-          <w:lang w:eastAsia="en-US"/>
-        </w:rPr>
-        <w:t xml:space="preserve">                            Должность                                                                          Подпись                  ФИО руководителя практики</w:t>
-      </w:r>
     </w:p>
     <w:p>
       <w:pPr>
-        <w:rPr>
-          <w:lang w:val="en-US"/>
+        <w:spacing w:after="160"/>
+        <w:ind w:right="423"/>
+        <w:contextualSpacing/>
+        <w:rPr>
+          <w:rFonts w:eastAsia="Calibri"/>
+          <w:lang w:eastAsia="en-US"/>
         </w:rPr>
       </w:pPr>
     </w:p>
+    <w:p>
+      <w:pPr>
+        <w:spacing w:after="160"/>
+        <w:ind w:right="423"/>
+        <w:contextualSpacing/>
+        <w:rPr>
+          <w:rFonts w:eastAsia="Calibri"/>
+          <w:lang w:eastAsia="en-US"/>
+        </w:rPr>
+      </w:pPr>
+    </w:p>
+    <w:p>
+      <w:pPr>
+        <w:spacing w:after="160"/>
+        <w:ind w:right="423"/>
+        <w:contextualSpacing/>
+        <w:rPr>
+          <w:rFonts w:eastAsia="Calibri"/>
+          <w:lang w:eastAsia="en-US"/>
+        </w:rPr>
+      </w:pPr>
+      <w:r>
+        <w:rPr>
+          <w:rFonts w:eastAsia="Calibri"/>
+          <w:lang w:eastAsia="en-US"/>
+        </w:rPr>
+        <w:lastRenderedPageBreak/>
+        <w:t>${/</w:t>
+      </w:r>
+      <w:r>
+        <w:rPr>
+          <w:rFonts w:eastAsia="Calibri"/>
+          <w:lang w:val="en-US" w:eastAsia="en-US"/>
+        </w:rPr>
+        <w:t>block</w:t>
+      </w:r>
+      <w:r>
+        <w:rPr>
+          <w:rFonts w:eastAsia="Calibri"/>
+          <w:lang w:eastAsia="en-US"/>
+        </w:rPr>
+        <w:t>_</w:t>
+      </w:r>
+      <w:r>
+        <w:rPr>
+          <w:rFonts w:eastAsia="Calibri"/>
+          <w:lang w:val="en-US" w:eastAsia="en-US"/>
+        </w:rPr>
+        <w:t>student</w:t>
+      </w:r>
+      <w:r>
+        <w:rPr>
+          <w:rFonts w:eastAsia="Calibri"/>
+          <w:lang w:eastAsia="en-US"/>
+        </w:rPr>
+        <w:t>}</w:t>
+      </w:r>
+    </w:p>
     <w:sectPr>
-      <w:headerReference w:type="even" r:id="rId6"/>
-      <w:headerReference w:type="default" r:id="rId7"/>
-      <w:footerReference w:type="even" r:id="rId8"/>
-      <w:footerReference w:type="default" r:id="rId9"/>
-      <w:headerReference w:type="first" r:id="rId10"/>
+      <w:headerReference w:type="default" r:id="rId6"/>
+      <w:footerReference w:type="even" r:id="rId7"/>
+      <w:footerReference w:type="default" r:id="rId8"/>
       <w:pgSz w:w="11906" w:h="16838"/>
       <w:pgMar w:top="1134" w:right="850" w:bottom="1134" w:left="1701" w:header="709" w:footer="709" w:gutter="0"/>
       <w:cols w:space="708"/>
@@ -2624,26 +2785,7 @@
   <w:p>
     <w:pPr>
       <w:pStyle w:val="ae"/>
-      <w:jc w:val="center"/>
     </w:pPr>
-    <w:r>
-      <w:fldChar w:fldCharType="begin"/>
-    </w:r>
-    <w:r>
-      <w:instrText>PAGE   \* MERGEFORMAT</w:instrText>
-    </w:r>
-    <w:r>
-      <w:fldChar w:fldCharType="separate"/>
-    </w:r>
-    <w:r>
-      <w:rPr>
-        <w:noProof/>
-      </w:rPr>
-      <w:t>4</w:t>
-    </w:r>
-    <w:r>
-      <w:fldChar w:fldCharType="end"/>
-    </w:r>
   </w:p>
   <w:p>
     <w:pPr>
@@ -2678,31 +2820,11 @@
   <w:p>
     <w:pPr>
       <w:pStyle w:val="ac"/>
-    </w:pPr>
-  </w:p>
-</w:hdr>
-</file>
-
-<file path=word/header2.xml><?xml version="1.0" encoding="utf-8"?>
-<w:hdr xmlns:wpc="http://schemas.microsoft.com/office/word/2010/wordprocessingCanvas" xmlns:cx="http://schemas.microsoft.com/office/drawing/2014/chartex" xmlns:cx1="http://schemas.microsoft.com/office/drawing/2015/9/8/chartex" xmlns:cx2="http://schemas.microsoft.com/office/drawing/2015/10/21/chartex" xmlns:cx3="http://schemas.microsoft.com/office/drawing/2016/5/9/chartex" xmlns:cx4="http://schemas.microsoft.com/office/drawing/2016/5/10/chartex" xmlns:cx5="http://schemas.microsoft.com/office/drawing/2016/5/11/chartex" xmlns:cx6="http://schemas.microsoft.com/office/drawing/2016/5/12/chartex" xmlns:cx7="http://schemas.microsoft.com/office/drawing/2016/5/13/chartex" xmlns:cx8="http://schemas.microsoft.com/office/drawing/2016/5/14/chartex" xmlns:mc="http://schemas.openxmlformats.org/markup-compatibility/2006" xmlns:aink="http://schemas.microsoft.com/office/drawing/2016/ink" xmlns:am3d="http://schemas.microsoft.com/office/drawing/2017/model3d" xmlns:o="urn:schemas-microsoft-com:office:office" xmlns:r="http://schemas.openxmlformats.org/officeDocument/2006/relationships" xmlns:m="http://schemas.openxmlformats.org/officeDocument/2006/math" xmlns:v="urn:schemas-microsoft-com:vml" xmlns:wp14="http://schemas.microsoft.com/office/word/2010/wordprocessingDrawing" xmlns:wp="http://schemas.openxmlformats.org/drawingml/2006/wordprocessingDrawing" xmlns:w10="urn:schemas-microsoft-com:office:word" xmlns:w="http://schemas.openxmlformats.org/wordprocessingml/2006/main" xmlns:w14="http://schemas.microsoft.com/office/word/2010/wordml" xmlns:w15="http://schemas.microsoft.com/office/word/2012/wordml" xmlns:w16cex="http://schemas.microsoft.com/office/word/2018/wordml/cex" xmlns:w16cid="http://schemas.microsoft.com/office/word/2016/wordml/cid" xmlns:w16="http://schemas.microsoft.com/office/word/2018/wordml" xmlns:w16se="http://schemas.microsoft.com/office/word/2015/wordml/symex" xmlns:wpg="http://schemas.microsoft.com/office/word/2010/wordprocessingGroup" xmlns:wpi="http://schemas.microsoft.com/office/word/2010/wordprocessingInk" xmlns:wne="http://schemas.microsoft.com/office/word/2006/wordml" xmlns:wps="http://schemas.microsoft.com/office/word/2010/wordprocessingShape" mc:Ignorable="w14 w15 w16se w16cid w16 w16cex wp14">
-  <w:p>
-    <w:pPr>
-      <w:pStyle w:val="ac"/>
       <w:tabs>
         <w:tab w:val="clear" w:pos="4677"/>
         <w:tab w:val="clear" w:pos="9355"/>
         <w:tab w:val="left" w:pos="8220"/>
       </w:tabs>
-    </w:pPr>
-  </w:p>
-</w:hdr>
-</file>
-
-<file path=word/header3.xml><?xml version="1.0" encoding="utf-8"?>
-<w:hdr xmlns:wpc="http://schemas.microsoft.com/office/word/2010/wordprocessingCanvas" xmlns:cx="http://schemas.microsoft.com/office/drawing/2014/chartex" xmlns:cx1="http://schemas.microsoft.com/office/drawing/2015/9/8/chartex" xmlns:cx2="http://schemas.microsoft.com/office/drawing/2015/10/21/chartex" xmlns:cx3="http://schemas.microsoft.com/office/drawing/2016/5/9/chartex" xmlns:cx4="http://schemas.microsoft.com/office/drawing/2016/5/10/chartex" xmlns:cx5="http://schemas.microsoft.com/office/drawing/2016/5/11/chartex" xmlns:cx6="http://schemas.microsoft.com/office/drawing/2016/5/12/chartex" xmlns:cx7="http://schemas.microsoft.com/office/drawing/2016/5/13/chartex" xmlns:cx8="http://schemas.microsoft.com/office/drawing/2016/5/14/chartex" xmlns:mc="http://schemas.openxmlformats.org/markup-compatibility/2006" xmlns:aink="http://schemas.microsoft.com/office/drawing/2016/ink" xmlns:am3d="http://schemas.microsoft.com/office/drawing/2017/model3d" xmlns:o="urn:schemas-microsoft-com:office:office" xmlns:r="http://schemas.openxmlformats.org/officeDocument/2006/relationships" xmlns:m="http://schemas.openxmlformats.org/officeDocument/2006/math" xmlns:v="urn:schemas-microsoft-com:vml" xmlns:wp14="http://schemas.microsoft.com/office/word/2010/wordprocessingDrawing" xmlns:wp="http://schemas.openxmlformats.org/drawingml/2006/wordprocessingDrawing" xmlns:w10="urn:schemas-microsoft-com:office:word" xmlns:w="http://schemas.openxmlformats.org/wordprocessingml/2006/main" xmlns:w14="http://schemas.microsoft.com/office/word/2010/wordml" xmlns:w15="http://schemas.microsoft.com/office/word/2012/wordml" xmlns:w16cex="http://schemas.microsoft.com/office/word/2018/wordml/cex" xmlns:w16cid="http://schemas.microsoft.com/office/word/2016/wordml/cid" xmlns:w16="http://schemas.microsoft.com/office/word/2018/wordml" xmlns:w16se="http://schemas.microsoft.com/office/word/2015/wordml/symex" xmlns:wpg="http://schemas.microsoft.com/office/word/2010/wordprocessingGroup" xmlns:wpi="http://schemas.microsoft.com/office/word/2010/wordprocessingInk" xmlns:wne="http://schemas.microsoft.com/office/word/2006/wordml" xmlns:wps="http://schemas.microsoft.com/office/word/2010/wordprocessingShape" mc:Ignorable="w14 w15 w16se w16cid w16 w16cex wp14">
-  <w:p>
-    <w:pPr>
-      <w:pStyle w:val="ac"/>
     </w:pPr>
   </w:p>
 </w:hdr>
@@ -3110,7 +3232,7 @@
   <w:style w:type="paragraph" w:default="1" w:styleId="a">
     <w:name w:val="Normal"/>
     <w:qFormat/>
-    <w:rsid w:val="00C034B7"/>
+    <w:rsid w:val="008B3BF7"/>
     <w:pPr>
       <w:spacing w:line="240" w:lineRule="auto"/>
       <w:ind w:firstLine="0"/>

--- a/storage/app/templates/Kharakteristika_professionalnoy_deyatelnosti.docx
+++ b/storage/app/templates/Kharakteristika_professionalnoy_deyatelnosti.docx
@@ -2220,16 +2220,16 @@
         <w:tblLook w:val="04A0" w:firstRow="1" w:lastRow="0" w:firstColumn="1" w:lastColumn="0" w:noHBand="0" w:noVBand="1"/>
       </w:tblPr>
       <w:tblGrid>
-        <w:gridCol w:w="4390"/>
+        <w:gridCol w:w="4678"/>
+        <w:gridCol w:w="851"/>
         <w:gridCol w:w="992"/>
-        <w:gridCol w:w="992"/>
-        <w:gridCol w:w="572"/>
+        <w:gridCol w:w="425"/>
         <w:gridCol w:w="2399"/>
       </w:tblGrid>
       <w:tr>
         <w:tc>
           <w:tcPr>
-            <w:tcW w:w="4390" w:type="dxa"/>
+            <w:tcW w:w="4678" w:type="dxa"/>
             <w:tcBorders>
               <w:bottom w:val="single" w:sz="4" w:space="0" w:color="auto"/>
             </w:tcBorders>
@@ -2238,7 +2238,6 @@
             <w:pPr>
               <w:spacing w:after="160"/>
               <w:contextualSpacing/>
-              <w:jc w:val="center"/>
               <w:rPr>
                 <w:rFonts w:eastAsia="Calibri"/>
                 <w:lang w:val="en-US" w:eastAsia="en-US"/>
@@ -2250,12 +2249,42 @@
                 <w:lang w:val="en-US" w:eastAsia="en-US"/>
               </w:rPr>
               <w:t>${position}</w:t>
+            </w:r>
+            <w:r>
+              <w:rPr>
+                <w:rFonts w:eastAsia="Calibri"/>
+                <w:lang w:val="en-US" w:eastAsia="en-US"/>
+              </w:rPr>
+              <w:t xml:space="preserve"> </w:t>
+            </w:r>
+            <w:r>
+              <w:rPr>
+                <w:rFonts w:eastAsia="Calibri"/>
+                <w:lang w:val="en-US" w:eastAsia="en-US"/>
+              </w:rPr>
+              <w:t>${</w:t>
+            </w:r>
+            <w:proofErr w:type="spellStart"/>
+            <w:r>
+              <w:rPr>
+                <w:rFonts w:eastAsia="Calibri"/>
+                <w:lang w:val="en-US" w:eastAsia="en-US"/>
+              </w:rPr>
+              <w:t>organisation</w:t>
+            </w:r>
+            <w:proofErr w:type="spellEnd"/>
+            <w:r>
+              <w:rPr>
+                <w:rFonts w:eastAsia="Calibri"/>
+                <w:lang w:val="en-US" w:eastAsia="en-US"/>
+              </w:rPr>
+              <w:t>}</w:t>
             </w:r>
           </w:p>
         </w:tc>
         <w:tc>
           <w:tcPr>
-            <w:tcW w:w="992" w:type="dxa"/>
+            <w:tcW w:w="851" w:type="dxa"/>
           </w:tcPr>
           <w:p>
             <w:pPr>
@@ -2300,7 +2329,7 @@
         </w:tc>
         <w:tc>
           <w:tcPr>
-            <w:tcW w:w="572" w:type="dxa"/>
+            <w:tcW w:w="425" w:type="dxa"/>
           </w:tcPr>
           <w:p>
             <w:pPr>
@@ -2418,16 +2447,16 @@
         <w:tblLook w:val="04A0" w:firstRow="1" w:lastRow="0" w:firstColumn="1" w:lastColumn="0" w:noHBand="0" w:noVBand="1"/>
       </w:tblPr>
       <w:tblGrid>
-        <w:gridCol w:w="4390"/>
+        <w:gridCol w:w="4962"/>
+        <w:gridCol w:w="567"/>
         <w:gridCol w:w="992"/>
-        <w:gridCol w:w="992"/>
-        <w:gridCol w:w="572"/>
+        <w:gridCol w:w="425"/>
         <w:gridCol w:w="2399"/>
       </w:tblGrid>
       <w:tr>
         <w:tc>
           <w:tcPr>
-            <w:tcW w:w="4390" w:type="dxa"/>
+            <w:tcW w:w="4962" w:type="dxa"/>
             <w:tcBorders>
               <w:bottom w:val="single" w:sz="4" w:space="0" w:color="auto"/>
             </w:tcBorders>
@@ -2436,7 +2465,6 @@
             <w:pPr>
               <w:spacing w:after="160"/>
               <w:contextualSpacing/>
-              <w:jc w:val="center"/>
               <w:rPr>
                 <w:rFonts w:eastAsia="Calibri"/>
                 <w:lang w:val="en-US" w:eastAsia="en-US"/>
@@ -2453,8 +2481,6 @@
             <w:r>
               <w:rPr>
                 <w:rFonts w:eastAsia="Calibri"/>
-                <w:sz w:val="22"/>
-                <w:szCs w:val="22"/>
                 <w:u w:val="single"/>
                 <w:lang w:val="en-US" w:eastAsia="en-US"/>
               </w:rPr>
@@ -2474,12 +2500,26 @@
                 <w:lang w:val="en-US" w:eastAsia="en-US"/>
               </w:rPr>
               <w:t>}</w:t>
+            </w:r>
+            <w:r>
+              <w:rPr>
+                <w:rFonts w:eastAsia="Calibri"/>
+                <w:lang w:val="en-US" w:eastAsia="en-US"/>
+              </w:rPr>
+              <w:t xml:space="preserve"> </w:t>
+            </w:r>
+            <w:r>
+              <w:rPr>
+                <w:rFonts w:eastAsia="Calibri"/>
+                <w:lang w:val="en-US" w:eastAsia="en-US"/>
+              </w:rPr>
+              <w:t>ГБПОУ ВО «ВГППК»</w:t>
             </w:r>
           </w:p>
         </w:tc>
         <w:tc>
           <w:tcPr>
-            <w:tcW w:w="992" w:type="dxa"/>
+            <w:tcW w:w="567" w:type="dxa"/>
           </w:tcPr>
           <w:p>
             <w:pPr>
@@ -2487,11 +2527,9 @@
               <w:contextualSpacing/>
               <w:rPr>
                 <w:rFonts w:eastAsia="Calibri"/>
-                <w:lang w:eastAsia="en-US"/>
+                <w:lang w:val="en-US" w:eastAsia="en-US"/>
               </w:rPr>
             </w:pPr>
-            <w:bookmarkStart w:id="0" w:name="_GoBack"/>
-            <w:bookmarkEnd w:id="0"/>
           </w:p>
         </w:tc>
         <w:tc>
@@ -2508,14 +2546,14 @@
               <w:jc w:val="both"/>
               <w:rPr>
                 <w:rFonts w:eastAsia="Calibri"/>
-                <w:lang w:eastAsia="en-US"/>
+                <w:lang w:val="en-US" w:eastAsia="en-US"/>
               </w:rPr>
             </w:pPr>
           </w:p>
         </w:tc>
         <w:tc>
           <w:tcPr>
-            <w:tcW w:w="572" w:type="dxa"/>
+            <w:tcW w:w="425" w:type="dxa"/>
           </w:tcPr>
           <w:p>
             <w:pPr>
@@ -2524,7 +2562,7 @@
               <w:jc w:val="both"/>
               <w:rPr>
                 <w:rFonts w:eastAsia="Calibri"/>
-                <w:lang w:eastAsia="en-US"/>
+                <w:lang w:val="en-US" w:eastAsia="en-US"/>
               </w:rPr>
             </w:pPr>
           </w:p>
@@ -2557,29 +2595,26 @@
             <w:r>
               <w:rPr>
                 <w:rFonts w:eastAsia="Calibri"/>
-                <w:sz w:val="22"/>
-                <w:szCs w:val="22"/>
                 <w:u w:val="single"/>
                 <w:lang w:val="en-US" w:eastAsia="en-US"/>
               </w:rPr>
-              <w:t>inner</w:t>
+              <w:t>inner_</w:t>
             </w:r>
             <w:r>
               <w:rPr>
                 <w:rFonts w:eastAsia="Calibri"/>
-                <w:sz w:val="22"/>
-                <w:szCs w:val="22"/>
-                <w:u w:val="single"/>
                 <w:lang w:val="en-US" w:eastAsia="en-US"/>
               </w:rPr>
-              <w:t>_</w:t>
+              <w:t>s</w:t>
             </w:r>
+            <w:bookmarkStart w:id="0" w:name="_GoBack"/>
+            <w:bookmarkEnd w:id="0"/>
             <w:r>
               <w:rPr>
                 <w:rFonts w:eastAsia="Calibri"/>
                 <w:lang w:val="en-US" w:eastAsia="en-US"/>
               </w:rPr>
-              <w:t>supervisor</w:t>
+              <w:t>upervisor</w:t>
             </w:r>
             <w:proofErr w:type="spellEnd"/>
             <w:r>
